--- a/validation/NCA_Assistant_URS.docx
+++ b/validation/NCA_Assistant_URS.docx
@@ -411,7 +411,7 @@
           <w:sz w:val="22"/>
           <w:szCs w:val="22"/>
         </w:rPr>
-        <w:t xml:space="preserve">This User Requirement Specification defines the functional and quality requirements for NCA Assistant v1.2, an open-source R/Shiny application for pharmacokinetic non-compartmental analysis, bioequivalence testing, data visualization, and study planning.</w:t>
+        <w:t xml:space="preserve">This User Requirement Specification defines the functional and quality requirements for NCA Assistant v1.2.2, an open-source R/Shiny application for pharmacokinetic non-compartmental analysis, bioequivalence testing, data visualization, and study planning.</w:t>
       </w:r>
     </w:p>
     <w:p>
@@ -448,7 +448,7 @@
           <w:sz w:val="22"/>
           <w:szCs w:val="22"/>
         </w:rPr>
-        <w:t xml:space="preserve">NCA Assistant v1.2 provides six workflow paths accessible from a central hub: (1) Plan a Study, (2) Upload &amp; Check Data, (3) Visualize Data [new in v1.2], (4) Analyze One Subject at a Time, (5) Analyze All Subjects, (6) Bioequivalence Testing. GAMP 5 Category 5 custom application.</w:t>
+        <w:t xml:space="preserve">NCA Assistant v1.2.2 provides six workflow paths accessible from a central hub: (1) Plan a Study, (2) Upload &amp; Check Data, (3) Visualize Data [new in v1.2], (4) Analyze One Subject at a Time, (5) Analyze All Subjects, (6) Bioequivalence Testing. GAMP 5 Category 5 custom application.</w:t>
       </w:r>
     </w:p>
     <w:p>
@@ -18470,7 +18470,7 @@
                 <w:sz w:val="20"/>
                 <w:szCs w:val="20"/>
               </w:rPr>
-              <w:t xml:space="preserve">ZIP contains results.xlsx, settings JSON, repro script, hash, summary.</w:t>
+              <w:t xml:space="preserve">Available from all four analysis paths (Single, Batch, BE) and the Visualize Figure Record. ZIP contains results.xlsx, app_results_reference.csv, settings JSON, repro script, three-way integrity manifest, summary, and a copy of the source data.</w:t>
             </w:r>
           </w:p>
         </w:tc>
@@ -18612,7 +18612,7 @@
                 <w:sz w:val="20"/>
                 <w:szCs w:val="20"/>
               </w:rPr>
-              <w:t xml:space="preserve">Script parses as valid R; contains all key settings.</w:t>
+              <w:t xml:space="preserve">Script parses as valid R; contains all key settings; re-verifies the source-data SHA-256; and automatically compares its output against the app results (app_results_reference.csv), reporting a MATCH / DIFFERENT verdict.</w:t>
             </w:r>
           </w:p>
         </w:tc>
@@ -18895,7 +18895,7 @@
                 <w:sz w:val="20"/>
                 <w:szCs w:val="20"/>
               </w:rPr>
-              <w:t xml:space="preserve">digest::digest returns 64-character hex string.</w:t>
+              <w:t xml:space="preserve">digest::digest returns 64-character hex string. data_integrity.txt provides a three-way SHA-256 manifest over source data, analysis settings, and results.</w:t>
             </w:r>
           </w:p>
         </w:tc>

--- a/validation/NCA_Assistant_URS.docx
+++ b/validation/NCA_Assistant_URS.docx
@@ -411,7 +411,7 @@
           <w:sz w:val="22"/>
           <w:szCs w:val="22"/>
         </w:rPr>
-        <w:t xml:space="preserve">This User Requirement Specification defines the functional and quality requirements for NCA Assistant v1.2.2, an open-source R/Shiny application for pharmacokinetic non-compartmental analysis, bioequivalence testing, data visualization, and study planning.</w:t>
+        <w:t xml:space="preserve">This User Requirement Specification defines the functional and quality requirements for NCA Assistant v1.2.3, an open-source R/Shiny application for pharmacokinetic non-compartmental analysis, bioequivalence testing, data visualization, and study planning.</w:t>
       </w:r>
     </w:p>
     <w:p>
@@ -448,7 +448,7 @@
           <w:sz w:val="22"/>
           <w:szCs w:val="22"/>
         </w:rPr>
-        <w:t xml:space="preserve">NCA Assistant v1.2.2 provides six workflow paths accessible from a central hub: (1) Plan a Study, (2) Upload &amp; Check Data, (3) Visualize Data [new in v1.2], (4) Analyze One Subject at a Time, (5) Analyze All Subjects, (6) Bioequivalence Testing. GAMP 5 Category 5 custom application.</w:t>
+        <w:t xml:space="preserve">NCA Assistant v1.2.3 provides six workflow paths accessible from a central hub: (1) Plan a Study, (2) Upload &amp; Check Data, (3) Visualize Data [new in v1.2], (4) Analyze One Subject at a Time, (5) Analyze All Subjects, (6) Bioequivalence Testing. GAMP 5 Category 5 custom application.</w:t>
       </w:r>
     </w:p>
     <w:p>

--- a/validation/NCA_Assistant_URS.docx
+++ b/validation/NCA_Assistant_URS.docx
@@ -411,7 +411,7 @@
           <w:sz w:val="22"/>
           <w:szCs w:val="22"/>
         </w:rPr>
-        <w:t xml:space="preserve">This User Requirement Specification defines the functional and quality requirements for NCA Assistant v1.2.3, an open-source R/Shiny application for pharmacokinetic non-compartmental analysis, bioequivalence testing, data visualization, and study planning.</w:t>
+        <w:t xml:space="preserve">This User Requirement Specification defines the functional and quality requirements for NCA Assistant v1.2.4, an open-source R/Shiny application for pharmacokinetic non-compartmental analysis, bioequivalence testing, data visualization, and study planning.</w:t>
       </w:r>
     </w:p>
     <w:p>
@@ -448,7 +448,7 @@
           <w:sz w:val="22"/>
           <w:szCs w:val="22"/>
         </w:rPr>
-        <w:t xml:space="preserve">NCA Assistant v1.2.3 provides six workflow paths accessible from a central hub: (1) Plan a Study, (2) Upload &amp; Check Data, (3) Visualize Data [new in v1.2], (4) Analyze One Subject at a Time, (5) Analyze All Subjects, (6) Bioequivalence Testing. GAMP 5 Category 5 custom application.</w:t>
+        <w:t xml:space="preserve">NCA Assistant v1.2.4 provides six workflow paths accessible from a central hub: (1) Plan a Study, (2) Upload &amp; Check Data, (3) Visualize Data [new in v1.2], (4) Analyze One Subject at a Time, (5) Analyze All Subjects, (6) Bioequivalence Testing. GAMP 5 Category 5 custom application.</w:t>
       </w:r>
     </w:p>
     <w:p>

--- a/validation/NCA_Assistant_URS.docx
+++ b/validation/NCA_Assistant_URS.docx
@@ -411,7 +411,7 @@
           <w:sz w:val="22"/>
           <w:szCs w:val="22"/>
         </w:rPr>
-        <w:t xml:space="preserve">This User Requirement Specification defines the functional and quality requirements for NCA Assistant v1.2.4, an open-source R/Shiny application for pharmacokinetic non-compartmental analysis, bioequivalence testing, data visualization, and study planning.</w:t>
+        <w:t xml:space="preserve">This User Requirement Specification defines the functional and quality requirements for NCA Assistant v1.2.5, an open-source R/Shiny application for pharmacokinetic non-compartmental analysis, bioequivalence testing, data visualization, and study planning.</w:t>
       </w:r>
     </w:p>
     <w:p>
@@ -448,7 +448,7 @@
           <w:sz w:val="22"/>
           <w:szCs w:val="22"/>
         </w:rPr>
-        <w:t xml:space="preserve">NCA Assistant v1.2.4 provides six workflow paths accessible from a central hub: (1) Plan a Study, (2) Upload &amp; Check Data, (3) Visualize Data [new in v1.2], (4) Analyze One Subject at a Time, (5) Analyze All Subjects, (6) Bioequivalence Testing. GAMP 5 Category 5 custom application.</w:t>
+        <w:t xml:space="preserve">NCA Assistant v1.2.5 provides six workflow paths accessible from a central hub: (1) Plan a Study, (2) Upload &amp; Check Data, (3) Visualize Data [new in v1.2], (4) Analyze One Subject at a Time, (5) Analyze All Subjects, (6) Bioequivalence Testing. GAMP 5 Category 5 custom application.</w:t>
       </w:r>
     </w:p>
     <w:p>

--- a/validation/NCA_Assistant_URS.docx
+++ b/validation/NCA_Assistant_URS.docx
@@ -411,7 +411,7 @@
           <w:sz w:val="22"/>
           <w:szCs w:val="22"/>
         </w:rPr>
-        <w:t xml:space="preserve">This User Requirement Specification defines the functional and quality requirements for NCA Assistant v1.2.5, an open-source R/Shiny application for pharmacokinetic non-compartmental analysis, bioequivalence testing, data visualization, and study planning.</w:t>
+        <w:t xml:space="preserve">This User Requirement Specification defines the functional and quality requirements for NCA Assistant v1.2.6, an open-source R/Shiny application for pharmacokinetic non-compartmental analysis, bioequivalence testing, data visualization, and study planning.</w:t>
       </w:r>
     </w:p>
     <w:p>
@@ -448,7 +448,7 @@
           <w:sz w:val="22"/>
           <w:szCs w:val="22"/>
         </w:rPr>
-        <w:t xml:space="preserve">NCA Assistant v1.2.5 provides six workflow paths accessible from a central hub: (1) Plan a Study, (2) Upload &amp; Check Data, (3) Visualize Data [new in v1.2], (4) Analyze One Subject at a Time, (5) Analyze All Subjects, (6) Bioequivalence Testing. GAMP 5 Category 5 custom application.</w:t>
+        <w:t xml:space="preserve">NCA Assistant v1.2.6 provides six workflow paths accessible from a central hub: (1) Plan a Study, (2) Upload &amp; Check Data, (3) Visualize Data [new in v1.2], (4) Analyze One Subject at a Time, (5) Analyze All Subjects, (6) Bioequivalence Testing. GAMP 5 Category 5 custom application.</w:t>
       </w:r>
     </w:p>
     <w:p>

--- a/validation/NCA_Assistant_URS.docx
+++ b/validation/NCA_Assistant_URS.docx
@@ -411,7 +411,7 @@
           <w:sz w:val="22"/>
           <w:szCs w:val="22"/>
         </w:rPr>
-        <w:t xml:space="preserve">This User Requirement Specification defines the functional and quality requirements for NCA Assistant v1.2.6, an open-source R/Shiny application for pharmacokinetic non-compartmental analysis, bioequivalence testing, data visualization, and study planning.</w:t>
+        <w:t xml:space="preserve">This User Requirement Specification defines the functional and quality requirements for NCA Assistant v1.2.7, an open-source R/Shiny application for pharmacokinetic non-compartmental analysis, bioequivalence testing, data visualization, and study planning.</w:t>
       </w:r>
     </w:p>
     <w:p>
@@ -448,7 +448,7 @@
           <w:sz w:val="22"/>
           <w:szCs w:val="22"/>
         </w:rPr>
-        <w:t xml:space="preserve">NCA Assistant v1.2.6 provides six workflow paths accessible from a central hub: (1) Plan a Study, (2) Upload &amp; Check Data, (3) Visualize Data [new in v1.2], (4) Analyze One Subject at a Time, (5) Analyze All Subjects, (6) Bioequivalence Testing. GAMP 5 Category 5 custom application.</w:t>
+        <w:t xml:space="preserve">NCA Assistant v1.2.7 provides six workflow paths accessible from a central hub: (1) Plan a Study, (2) Upload &amp; Check Data, (3) Visualize Data [new in v1.2], (4) Analyze One Subject at a Time, (5) Analyze All Subjects, (6) Bioequivalence Testing. GAMP 5 Category 5 custom application.</w:t>
       </w:r>
     </w:p>
     <w:p>

--- a/validation/NCA_Assistant_URS.docx
+++ b/validation/NCA_Assistant_URS.docx
@@ -411,7 +411,7 @@
           <w:sz w:val="22"/>
           <w:szCs w:val="22"/>
         </w:rPr>
-        <w:t xml:space="preserve">This User Requirement Specification defines the functional and quality requirements for NCA Assistant v1.2.7, an open-source R/Shiny application for pharmacokinetic non-compartmental analysis, bioequivalence testing, data visualization, and study planning.</w:t>
+        <w:t xml:space="preserve">This User Requirement Specification defines the functional and quality requirements for NCA Assistant v1.2.8, an open-source R/Shiny application for pharmacokinetic non-compartmental analysis, bioequivalence testing, data visualization, and study planning.</w:t>
       </w:r>
     </w:p>
     <w:p>
@@ -448,7 +448,7 @@
           <w:sz w:val="22"/>
           <w:szCs w:val="22"/>
         </w:rPr>
-        <w:t xml:space="preserve">NCA Assistant v1.2.7 provides six workflow paths accessible from a central hub: (1) Plan a Study, (2) Upload &amp; Check Data, (3) Visualize Data [new in v1.2], (4) Analyze One Subject at a Time, (5) Analyze All Subjects, (6) Bioequivalence Testing. GAMP 5 Category 5 custom application.</w:t>
+        <w:t xml:space="preserve">NCA Assistant v1.2.8 provides six workflow paths accessible from a central hub: (1) Plan a Study, (2) Upload &amp; Check Data, (3) Visualize Data [new in v1.2], (4) Analyze One Subject at a Time, (5) Analyze All Subjects, (6) Bioequivalence Testing. GAMP 5 Category 5 custom application.</w:t>
       </w:r>
     </w:p>
     <w:p>
